--- a/Coding 2 - year/Unit 1 - Data Structures/Daily Lesson Plans/Word/Day 12.docx
+++ b/Coding 2 - year/Unit 1 - Data Structures/Daily Lesson Plans/Word/Day 12.docx
@@ -50,12 +50,15 @@
               </w:rPr>
               <w:t xml:space="preserve">Coding II — Full Year</w:t>
             </w:r>
-          </w:p>
-          <w:p>
-            <w:pPr>
-              <w:spacing w:before="40"/>
-              <w:jc w:val="center"/>
-            </w:pPr>
+            <w:r>
+              <w:rPr>
+                <w:rFonts w:ascii="Arial" w:cs="Arial" w:eastAsia="Arial" w:hAnsi="Arial"/>
+                <w:sz w:val="16"/>
+                <w:szCs w:val="16"/>
+              </w:rPr>
+              <w:br/>
+              <w:t xml:space="preserve"/>
+            </w:r>
             <w:r>
               <w:rPr>
                 <w:rFonts w:ascii="Arial" w:cs="Arial" w:eastAsia="Arial" w:hAnsi="Arial"/>
@@ -83,7 +86,7 @@
           <w:rFonts w:ascii="Arial" w:cs="Arial" w:eastAsia="Arial" w:hAnsi="Arial"/>
           <w:b/>
           <w:bCs/>
-          <w:color w:val="0D3B1F"/>
+          <w:color w:val="1B7A4A"/>
           <w:sz w:val="32"/>
           <w:szCs w:val="32"/>
         </w:rPr>
@@ -261,9 +264,9 @@
               <w:right w:val="single" w:color="CCCCCC" w:sz="1"/>
             </w:tcBorders>
             <w:tcMar>
-              <w:top w:type="dxa" w:w="60"/>
+              <w:top w:type="dxa" w:w="80"/>
               <w:left w:type="dxa" w:w="120"/>
-              <w:bottom w:type="dxa" w:w="60"/>
+              <w:bottom w:type="dxa" w:w="80"/>
               <w:right w:type="dxa" w:w="120"/>
             </w:tcMar>
           </w:tcPr>
@@ -290,20 +293,213 @@
               <w:right w:val="single" w:color="CCCCCC" w:sz="1"/>
             </w:tcBorders>
             <w:tcMar>
-              <w:top w:type="dxa" w:w="60"/>
+              <w:top w:type="dxa" w:w="80"/>
               <w:left w:type="dxa" w:w="120"/>
-              <w:bottom w:type="dxa" w:w="60"/>
+              <w:bottom w:type="dxa" w:w="80"/>
               <w:right w:type="dxa" w:w="120"/>
             </w:tcMar>
           </w:tcPr>
           <w:p>
-            <w:r>
-              <w:rPr>
-                <w:rFonts w:ascii="Arial" w:cs="Arial" w:eastAsia="Arial" w:hAnsi="Arial"/>
-                <w:sz w:val="20"/>
-                <w:szCs w:val="20"/>
+            <w:pPr>
+              <w:spacing w:after="80" w:before="80"/>
+            </w:pPr>
+            <w:r>
+              <w:rPr>
+                <w:rFonts w:ascii="Arial" w:cs="Arial" w:eastAsia="Arial" w:hAnsi="Arial"/>
+                <w:b/>
+                <w:bCs/>
+                <w:i w:val="false"/>
+                <w:iCs w:val="false"/>
+                <w:color w:val="000000"/>
+                <w:sz w:val="22"/>
+                <w:szCs w:val="22"/>
               </w:rPr>
               <w:t xml:space="preserve">Bell Ringer / Review</w:t>
+            </w:r>
+            <w:r>
+              <w:rPr>
+                <w:rFonts w:ascii="Arial" w:cs="Arial" w:eastAsia="Arial" w:hAnsi="Arial"/>
+                <w:sz w:val="20"/>
+                <w:szCs w:val="20"/>
+              </w:rPr>
+              <w:br/>
+              <w:t xml:space="preserve"/>
+            </w:r>
+            <w:r>
+              <w:rPr>
+                <w:rFonts w:ascii="Arial" w:cs="Arial" w:eastAsia="Arial" w:hAnsi="Arial"/>
+                <w:sz w:val="20"/>
+                <w:szCs w:val="20"/>
+              </w:rPr>
+              <w:br/>
+              <w:t xml:space="preserve"/>
+            </w:r>
+            <w:r>
+              <w:rPr>
+                <w:rFonts w:ascii="Arial" w:cs="Arial" w:eastAsia="Arial" w:hAnsi="Arial"/>
+                <w:b/>
+                <w:bCs/>
+                <w:i w:val="false"/>
+                <w:iCs w:val="false"/>
+                <w:color w:val="000000"/>
+                <w:sz w:val="20"/>
+                <w:szCs w:val="20"/>
+              </w:rPr>
+              <w:t xml:space="preserve">Quick Write </w:t>
+            </w:r>
+            <w:r>
+              <w:rPr>
+                <w:rFonts w:ascii="Arial" w:cs="Arial" w:eastAsia="Arial" w:hAnsi="Arial"/>
+                <w:b w:val="false"/>
+                <w:bCs w:val="false"/>
+                <w:i w:val="false"/>
+                <w:iCs w:val="false"/>
+                <w:color w:val="000000"/>
+                <w:sz w:val="20"/>
+                <w:szCs w:val="20"/>
+              </w:rPr>
+              <w:t xml:space="preserve">(3 min — written or verbal):</w:t>
+            </w:r>
+            <w:r>
+              <w:rPr>
+                <w:rFonts w:ascii="Arial" w:cs="Arial" w:eastAsia="Arial" w:hAnsi="Arial"/>
+                <w:sz w:val="20"/>
+                <w:szCs w:val="20"/>
+              </w:rPr>
+              <w:br/>
+              <w:t xml:space="preserve"/>
+            </w:r>
+            <w:r>
+              <w:rPr>
+                <w:rFonts w:ascii="Arial" w:cs="Arial" w:eastAsia="Arial" w:hAnsi="Arial"/>
+                <w:b w:val="false"/>
+                <w:bCs w:val="false"/>
+                <w:i w:val="false"/>
+                <w:iCs w:val="false"/>
+                <w:color w:val="000000"/>
+                <w:sz w:val="20"/>
+                <w:szCs w:val="20"/>
+              </w:rPr>
+              <w:t xml:space="preserve">    What do you already know about how to create sets, add and remove elements, and test membership efficiently?</w:t>
+            </w:r>
+            <w:r>
+              <w:rPr>
+                <w:rFonts w:ascii="Arial" w:cs="Arial" w:eastAsia="Arial" w:hAnsi="Arial"/>
+                <w:sz w:val="20"/>
+                <w:szCs w:val="20"/>
+              </w:rPr>
+              <w:br/>
+              <w:t xml:space="preserve"/>
+            </w:r>
+            <w:r>
+              <w:rPr>
+                <w:rFonts w:ascii="Arial" w:cs="Arial" w:eastAsia="Arial" w:hAnsi="Arial"/>
+                <w:sz w:val="20"/>
+                <w:szCs w:val="20"/>
+              </w:rPr>
+              <w:br/>
+              <w:t xml:space="preserve"/>
+            </w:r>
+            <w:r>
+              <w:rPr>
+                <w:rFonts w:ascii="Arial" w:cs="Arial" w:eastAsia="Arial" w:hAnsi="Arial"/>
+                <w:b/>
+                <w:bCs/>
+                <w:i w:val="false"/>
+                <w:iCs w:val="false"/>
+                <w:color w:val="000000"/>
+                <w:sz w:val="20"/>
+                <w:szCs w:val="20"/>
+              </w:rPr>
+              <w:t xml:space="preserve">Vocabulary Preview — </w:t>
+            </w:r>
+            <w:r>
+              <w:rPr>
+                <w:rFonts w:ascii="Arial" w:cs="Arial" w:eastAsia="Arial" w:hAnsi="Arial"/>
+                <w:b w:val="false"/>
+                <w:bCs w:val="false"/>
+                <w:i w:val="false"/>
+                <w:iCs w:val="false"/>
+                <w:color w:val="000000"/>
+                <w:sz w:val="20"/>
+                <w:szCs w:val="20"/>
+              </w:rPr>
+              <w:t xml:space="preserve">terms we'll use today:</w:t>
+            </w:r>
+            <w:r>
+              <w:rPr>
+                <w:rFonts w:ascii="Arial" w:cs="Arial" w:eastAsia="Arial" w:hAnsi="Arial"/>
+                <w:sz w:val="20"/>
+                <w:szCs w:val="20"/>
+              </w:rPr>
+              <w:br/>
+              <w:t xml:space="preserve"/>
+            </w:r>
+            <w:r>
+              <w:rPr>
+                <w:rFonts w:ascii="Arial" w:cs="Arial" w:eastAsia="Arial" w:hAnsi="Arial"/>
+                <w:b w:val="false"/>
+                <w:bCs w:val="false"/>
+                <w:i w:val="false"/>
+                <w:iCs w:val="false"/>
+                <w:color w:val="000000"/>
+                <w:sz w:val="20"/>
+                <w:szCs w:val="20"/>
+              </w:rPr>
+              <w:t xml:space="preserve">    • Set   •   Unordered   •   Unique Elements   •   Membership Testing   •   Hashable Elements</w:t>
+            </w:r>
+            <w:r>
+              <w:rPr>
+                <w:rFonts w:ascii="Arial" w:cs="Arial" w:eastAsia="Arial" w:hAnsi="Arial"/>
+                <w:sz w:val="20"/>
+                <w:szCs w:val="20"/>
+              </w:rPr>
+              <w:br/>
+              <w:t xml:space="preserve"/>
+            </w:r>
+            <w:r>
+              <w:rPr>
+                <w:rFonts w:ascii="Arial" w:cs="Arial" w:eastAsia="Arial" w:hAnsi="Arial"/>
+                <w:sz w:val="20"/>
+                <w:szCs w:val="20"/>
+              </w:rPr>
+              <w:br/>
+              <w:t xml:space="preserve"/>
+            </w:r>
+            <w:r>
+              <w:rPr>
+                <w:rFonts w:ascii="Arial" w:cs="Arial" w:eastAsia="Arial" w:hAnsi="Arial"/>
+                <w:b w:val="false"/>
+                <w:bCs w:val="false"/>
+                <w:i/>
+                <w:iCs/>
+                <w:color w:val="444444"/>
+                <w:sz w:val="20"/>
+                <w:szCs w:val="20"/>
+              </w:rPr>
+              <w:t xml:space="preserve">Today's Goal: By the end of class you will be able to create sets, add and remove elements, and test membership efficiently.</w:t>
+            </w:r>
+            <w:r>
+              <w:rPr>
+                <w:rFonts w:ascii="Arial" w:cs="Arial" w:eastAsia="Arial" w:hAnsi="Arial"/>
+                <w:sz w:val="20"/>
+                <w:szCs w:val="20"/>
+              </w:rPr>
+              <w:br/>
+              <w:t xml:space="preserve"/>
+            </w:r>
+            <w:r>
+              <w:rPr>
+                <w:rFonts w:ascii="Arial" w:cs="Arial" w:eastAsia="Arial" w:hAnsi="Arial"/>
+                <w:b w:val="false"/>
+                <w:bCs w:val="false"/>
+                <w:i/>
+                <w:iCs/>
+                <w:color w:val="555555"/>
+                <w:sz w:val="20"/>
+                <w:szCs w:val="20"/>
+              </w:rPr>
+              <w:t xml:space="preserve">→ Pair-share your response, then 2–3 students share with the class.</w:t>
             </w:r>
           </w:p>
         </w:tc>
@@ -319,9 +515,9 @@
               <w:right w:val="single" w:color="CCCCCC" w:sz="1"/>
             </w:tcBorders>
             <w:tcMar>
-              <w:top w:type="dxa" w:w="60"/>
+              <w:top w:type="dxa" w:w="80"/>
               <w:left w:type="dxa" w:w="120"/>
-              <w:bottom w:type="dxa" w:w="60"/>
+              <w:bottom w:type="dxa" w:w="80"/>
               <w:right w:type="dxa" w:w="120"/>
             </w:tcMar>
           </w:tcPr>
@@ -348,20 +544,261 @@
               <w:right w:val="single" w:color="CCCCCC" w:sz="1"/>
             </w:tcBorders>
             <w:tcMar>
-              <w:top w:type="dxa" w:w="60"/>
+              <w:top w:type="dxa" w:w="80"/>
               <w:left w:type="dxa" w:w="120"/>
-              <w:bottom w:type="dxa" w:w="60"/>
+              <w:bottom w:type="dxa" w:w="80"/>
               <w:right w:type="dxa" w:w="120"/>
             </w:tcMar>
           </w:tcPr>
           <w:p>
-            <w:r>
-              <w:rPr>
-                <w:rFonts w:ascii="Arial" w:cs="Arial" w:eastAsia="Arial" w:hAnsi="Arial"/>
-                <w:sz w:val="20"/>
-                <w:szCs w:val="20"/>
-              </w:rPr>
-              <w:t xml:space="preserve">Mini Lesson: Sets — Creation, Add, Remove, Membership Testing</w:t>
+            <w:pPr>
+              <w:spacing w:after="80" w:before="80"/>
+            </w:pPr>
+            <w:r>
+              <w:rPr>
+                <w:rFonts w:ascii="Arial" w:cs="Arial" w:eastAsia="Arial" w:hAnsi="Arial"/>
+                <w:b/>
+                <w:bCs/>
+                <w:i w:val="false"/>
+                <w:iCs w:val="false"/>
+                <w:color w:val="000000"/>
+                <w:sz w:val="22"/>
+                <w:szCs w:val="22"/>
+              </w:rPr>
+              <w:t xml:space="preserve">Mini Lesson: </w:t>
+            </w:r>
+            <w:r>
+              <w:rPr>
+                <w:rFonts w:ascii="Arial" w:cs="Arial" w:eastAsia="Arial" w:hAnsi="Arial"/>
+                <w:b w:val="false"/>
+                <w:bCs w:val="false"/>
+                <w:i w:val="false"/>
+                <w:iCs w:val="false"/>
+                <w:color w:val="000000"/>
+                <w:sz w:val="22"/>
+                <w:szCs w:val="22"/>
+              </w:rPr>
+              <w:t xml:space="preserve">Sets — Creation, Add, Remove, Membership Testing</w:t>
+            </w:r>
+            <w:r>
+              <w:rPr>
+                <w:rFonts w:ascii="Arial" w:cs="Arial" w:eastAsia="Arial" w:hAnsi="Arial"/>
+                <w:sz w:val="20"/>
+                <w:szCs w:val="20"/>
+              </w:rPr>
+              <w:br/>
+              <w:t xml:space="preserve"/>
+            </w:r>
+            <w:r>
+              <w:rPr>
+                <w:rFonts w:ascii="Arial" w:cs="Arial" w:eastAsia="Arial" w:hAnsi="Arial"/>
+                <w:sz w:val="20"/>
+                <w:szCs w:val="20"/>
+              </w:rPr>
+              <w:br/>
+              <w:t xml:space="preserve"/>
+            </w:r>
+            <w:r>
+              <w:rPr>
+                <w:rFonts w:ascii="Arial" w:cs="Arial" w:eastAsia="Arial" w:hAnsi="Arial"/>
+                <w:b/>
+                <w:bCs/>
+                <w:i/>
+                <w:iCs/>
+                <w:color w:val="000000"/>
+                <w:sz w:val="20"/>
+                <w:szCs w:val="20"/>
+              </w:rPr>
+              <w:t xml:space="preserve">Learning Target: </w:t>
+            </w:r>
+            <w:r>
+              <w:rPr>
+                <w:rFonts w:ascii="Arial" w:cs="Arial" w:eastAsia="Arial" w:hAnsi="Arial"/>
+                <w:b w:val="false"/>
+                <w:bCs w:val="false"/>
+                <w:i/>
+                <w:iCs/>
+                <w:color w:val="333333"/>
+                <w:sz w:val="20"/>
+                <w:szCs w:val="20"/>
+              </w:rPr>
+              <w:t xml:space="preserve">I can create sets, add and remove elements, and test membership efficiently.</w:t>
+            </w:r>
+            <w:r>
+              <w:rPr>
+                <w:rFonts w:ascii="Arial" w:cs="Arial" w:eastAsia="Arial" w:hAnsi="Arial"/>
+                <w:sz w:val="20"/>
+                <w:szCs w:val="20"/>
+              </w:rPr>
+              <w:br/>
+              <w:t xml:space="preserve"/>
+            </w:r>
+            <w:r>
+              <w:rPr>
+                <w:rFonts w:ascii="Arial" w:cs="Arial" w:eastAsia="Arial" w:hAnsi="Arial"/>
+                <w:sz w:val="20"/>
+                <w:szCs w:val="20"/>
+              </w:rPr>
+              <w:br/>
+              <w:t xml:space="preserve"/>
+            </w:r>
+            <w:r>
+              <w:rPr>
+                <w:rFonts w:ascii="Arial" w:cs="Arial" w:eastAsia="Arial" w:hAnsi="Arial"/>
+                <w:b w:val="false"/>
+                <w:bCs w:val="false"/>
+                <w:i w:val="false"/>
+                <w:iCs w:val="false"/>
+                <w:color w:val="000000"/>
+                <w:sz w:val="20"/>
+                <w:szCs w:val="20"/>
+              </w:rPr>
+              <w:t xml:space="preserve">Set: An unordered, mutable collection of unique elements. Duplicate values are automatically removed, making sets ideal for membership testing and eliminating duplicates.</w:t>
+            </w:r>
+            <w:r>
+              <w:rPr>
+                <w:rFonts w:ascii="Arial" w:cs="Arial" w:eastAsia="Arial" w:hAnsi="Arial"/>
+                <w:sz w:val="20"/>
+                <w:szCs w:val="20"/>
+              </w:rPr>
+              <w:br/>
+              <w:t xml:space="preserve"/>
+            </w:r>
+            <w:r>
+              <w:rPr>
+                <w:rFonts w:ascii="Arial" w:cs="Arial" w:eastAsia="Arial" w:hAnsi="Arial"/>
+                <w:b w:val="false"/>
+                <w:bCs w:val="false"/>
+                <w:i w:val="false"/>
+                <w:iCs w:val="false"/>
+                <w:color w:val="000000"/>
+                <w:sz w:val="20"/>
+                <w:szCs w:val="20"/>
+              </w:rPr>
+              <w:t xml:space="preserve">Unordered: Sets do not maintain insertion order (though this is implementation-dependent). You cannot access elements by index like lists.</w:t>
+            </w:r>
+            <w:r>
+              <w:rPr>
+                <w:rFonts w:ascii="Arial" w:cs="Arial" w:eastAsia="Arial" w:hAnsi="Arial"/>
+                <w:sz w:val="20"/>
+                <w:szCs w:val="20"/>
+              </w:rPr>
+              <w:br/>
+              <w:t xml:space="preserve"/>
+            </w:r>
+            <w:r>
+              <w:rPr>
+                <w:rFonts w:ascii="Arial" w:cs="Arial" w:eastAsia="Arial" w:hAnsi="Arial"/>
+                <w:sz w:val="20"/>
+                <w:szCs w:val="20"/>
+              </w:rPr>
+              <w:br/>
+              <w:t xml:space="preserve"/>
+            </w:r>
+            <w:r>
+              <w:rPr>
+                <w:rFonts w:ascii="Arial" w:cs="Arial" w:eastAsia="Arial" w:hAnsi="Arial"/>
+                <w:b/>
+                <w:bCs/>
+                <w:i w:val="false"/>
+                <w:iCs w:val="false"/>
+                <w:color w:val="000000"/>
+                <w:sz w:val="20"/>
+                <w:szCs w:val="20"/>
+              </w:rPr>
+              <w:t xml:space="preserve">Vocabulary: </w:t>
+            </w:r>
+            <w:r>
+              <w:rPr>
+                <w:rFonts w:ascii="Arial" w:cs="Arial" w:eastAsia="Arial" w:hAnsi="Arial"/>
+                <w:b w:val="false"/>
+                <w:bCs w:val="false"/>
+                <w:i w:val="false"/>
+                <w:iCs w:val="false"/>
+                <w:color w:val="000000"/>
+                <w:sz w:val="20"/>
+                <w:szCs w:val="20"/>
+              </w:rPr>
+              <w:t xml:space="preserve">Set, Unordered, Unique Elements, Membership Testing, Hashable Elements</w:t>
+            </w:r>
+            <w:r>
+              <w:rPr>
+                <w:rFonts w:ascii="Arial" w:cs="Arial" w:eastAsia="Arial" w:hAnsi="Arial"/>
+                <w:sz w:val="20"/>
+                <w:szCs w:val="20"/>
+              </w:rPr>
+              <w:br/>
+              <w:t xml:space="preserve"/>
+            </w:r>
+            <w:r>
+              <w:rPr>
+                <w:rFonts w:ascii="Arial" w:cs="Arial" w:eastAsia="Arial" w:hAnsi="Arial"/>
+                <w:sz w:val="20"/>
+                <w:szCs w:val="20"/>
+              </w:rPr>
+              <w:br/>
+              <w:t xml:space="preserve"/>
+            </w:r>
+            <w:r>
+              <w:rPr>
+                <w:rFonts w:ascii="Arial" w:cs="Arial" w:eastAsia="Arial" w:hAnsi="Arial"/>
+                <w:b/>
+                <w:bCs/>
+                <w:i/>
+                <w:iCs/>
+                <w:color w:val="555555"/>
+                <w:sz w:val="20"/>
+                <w:szCs w:val="20"/>
+              </w:rPr>
+              <w:t xml:space="preserve">→ Live Demo — </w:t>
+            </w:r>
+            <w:r>
+              <w:rPr>
+                <w:rFonts w:ascii="Arial" w:cs="Arial" w:eastAsia="Arial" w:hAnsi="Arial"/>
+                <w:b w:val="false"/>
+                <w:bCs w:val="false"/>
+                <w:i/>
+                <w:iCs/>
+                <w:color w:val="555555"/>
+                <w:sz w:val="20"/>
+                <w:szCs w:val="20"/>
+              </w:rPr>
+              <w:t xml:space="preserve">type examples as students follow along in their own editor.</w:t>
+            </w:r>
+            <w:r>
+              <w:rPr>
+                <w:rFonts w:ascii="Arial" w:cs="Arial" w:eastAsia="Arial" w:hAnsi="Arial"/>
+                <w:sz w:val="20"/>
+                <w:szCs w:val="20"/>
+              </w:rPr>
+              <w:br/>
+              <w:t xml:space="preserve"/>
+            </w:r>
+            <w:r>
+              <w:rPr>
+                <w:rFonts w:ascii="Arial" w:cs="Arial" w:eastAsia="Arial" w:hAnsi="Arial"/>
+                <w:b/>
+                <w:bCs/>
+                <w:i/>
+                <w:iCs/>
+                <w:color w:val="555555"/>
+                <w:sz w:val="20"/>
+                <w:szCs w:val="20"/>
+              </w:rPr>
+              <w:t xml:space="preserve">→ Check for Understanding: </w:t>
+            </w:r>
+            <w:r>
+              <w:rPr>
+                <w:rFonts w:ascii="Arial" w:cs="Arial" w:eastAsia="Arial" w:hAnsi="Arial"/>
+                <w:b w:val="false"/>
+                <w:bCs w:val="false"/>
+                <w:i/>
+                <w:iCs/>
+                <w:color w:val="555555"/>
+                <w:sz w:val="20"/>
+                <w:szCs w:val="20"/>
+              </w:rPr>
+              <w:t xml:space="preserve">pause and cold-call: “Can someone explain what we just did in their own words?”</w:t>
             </w:r>
           </w:p>
         </w:tc>
@@ -377,9 +814,9 @@
               <w:right w:val="single" w:color="CCCCCC" w:sz="1"/>
             </w:tcBorders>
             <w:tcMar>
-              <w:top w:type="dxa" w:w="60"/>
+              <w:top w:type="dxa" w:w="80"/>
               <w:left w:type="dxa" w:w="120"/>
-              <w:bottom w:type="dxa" w:w="60"/>
+              <w:bottom w:type="dxa" w:w="80"/>
               <w:right w:type="dxa" w:w="120"/>
             </w:tcMar>
           </w:tcPr>
@@ -406,20 +843,90 @@
               <w:right w:val="single" w:color="CCCCCC" w:sz="1"/>
             </w:tcBorders>
             <w:tcMar>
-              <w:top w:type="dxa" w:w="60"/>
+              <w:top w:type="dxa" w:w="80"/>
               <w:left w:type="dxa" w:w="120"/>
-              <w:bottom w:type="dxa" w:w="60"/>
+              <w:bottom w:type="dxa" w:w="80"/>
               <w:right w:type="dxa" w:w="120"/>
             </w:tcMar>
           </w:tcPr>
           <w:p>
-            <w:r>
-              <w:rPr>
-                <w:rFonts w:ascii="Arial" w:cs="Arial" w:eastAsia="Arial" w:hAnsi="Arial"/>
-                <w:sz w:val="20"/>
-                <w:szCs w:val="20"/>
+            <w:pPr>
+              <w:spacing w:after="80" w:before="80"/>
+            </w:pPr>
+            <w:r>
+              <w:rPr>
+                <w:rFonts w:ascii="Arial" w:cs="Arial" w:eastAsia="Arial" w:hAnsi="Arial"/>
+                <w:b/>
+                <w:bCs/>
+                <w:i w:val="false"/>
+                <w:iCs w:val="false"/>
+                <w:color w:val="000000"/>
+                <w:sz w:val="22"/>
+                <w:szCs w:val="22"/>
               </w:rPr>
               <w:t xml:space="preserve">Guided Practice</w:t>
+            </w:r>
+            <w:r>
+              <w:rPr>
+                <w:rFonts w:ascii="Arial" w:cs="Arial" w:eastAsia="Arial" w:hAnsi="Arial"/>
+                <w:sz w:val="20"/>
+                <w:szCs w:val="20"/>
+              </w:rPr>
+              <w:br/>
+              <w:t xml:space="preserve"/>
+            </w:r>
+            <w:r>
+              <w:rPr>
+                <w:rFonts w:ascii="Arial" w:cs="Arial" w:eastAsia="Arial" w:hAnsi="Arial"/>
+                <w:sz w:val="20"/>
+                <w:szCs w:val="20"/>
+              </w:rPr>
+              <w:br/>
+              <w:t xml:space="preserve"/>
+            </w:r>
+            <w:r>
+              <w:rPr>
+                <w:rFonts w:ascii="Arial" w:cs="Arial" w:eastAsia="Arial" w:hAnsi="Arial"/>
+                <w:b w:val="false"/>
+                <w:bCs w:val="false"/>
+                <w:i w:val="false"/>
+                <w:iCs w:val="false"/>
+                <w:color w:val="000000"/>
+                <w:sz w:val="20"/>
+                <w:szCs w:val="20"/>
+              </w:rPr>
+              <w:t xml:space="preserve">1. Create a set with 5 numbers</w:t>
+            </w:r>
+            <w:r>
+              <w:rPr>
+                <w:rFonts w:ascii="Arial" w:cs="Arial" w:eastAsia="Arial" w:hAnsi="Arial"/>
+                <w:sz w:val="20"/>
+                <w:szCs w:val="20"/>
+              </w:rPr>
+              <w:br/>
+              <w:t xml:space="preserve"/>
+            </w:r>
+            <w:r>
+              <w:rPr>
+                <w:rFonts w:ascii="Arial" w:cs="Arial" w:eastAsia="Arial" w:hAnsi="Arial"/>
+                <w:sz w:val="20"/>
+                <w:szCs w:val="20"/>
+              </w:rPr>
+              <w:br/>
+              <w:t xml:space="preserve"/>
+            </w:r>
+            <w:r>
+              <w:rPr>
+                <w:rFonts w:ascii="Arial" w:cs="Arial" w:eastAsia="Arial" w:hAnsi="Arial"/>
+                <w:b w:val="false"/>
+                <w:bCs w:val="false"/>
+                <w:i/>
+                <w:iCs/>
+                <w:color w:val="555555"/>
+                <w:sz w:val="20"/>
+                <w:szCs w:val="20"/>
+              </w:rPr>
+              <w:t xml:space="preserve">→ Teacher models — students try alongside, then compare results.</w:t>
             </w:r>
           </w:p>
         </w:tc>
@@ -435,9 +942,9 @@
               <w:right w:val="single" w:color="CCCCCC" w:sz="1"/>
             </w:tcBorders>
             <w:tcMar>
-              <w:top w:type="dxa" w:w="60"/>
+              <w:top w:type="dxa" w:w="80"/>
               <w:left w:type="dxa" w:w="120"/>
-              <w:bottom w:type="dxa" w:w="60"/>
+              <w:bottom w:type="dxa" w:w="80"/>
               <w:right w:type="dxa" w:w="120"/>
             </w:tcMar>
           </w:tcPr>
@@ -450,7 +957,7 @@
                 <w:sz w:val="20"/>
                 <w:szCs w:val="20"/>
               </w:rPr>
-              <w:t xml:space="preserve">15-20 min</w:t>
+              <w:t xml:space="preserve">15–20 min</w:t>
             </w:r>
           </w:p>
         </w:tc>
@@ -464,20 +971,164 @@
               <w:right w:val="single" w:color="CCCCCC" w:sz="1"/>
             </w:tcBorders>
             <w:tcMar>
-              <w:top w:type="dxa" w:w="60"/>
+              <w:top w:type="dxa" w:w="80"/>
               <w:left w:type="dxa" w:w="120"/>
-              <w:bottom w:type="dxa" w:w="60"/>
+              <w:bottom w:type="dxa" w:w="80"/>
               <w:right w:type="dxa" w:w="120"/>
             </w:tcMar>
           </w:tcPr>
           <w:p>
-            <w:r>
-              <w:rPr>
-                <w:rFonts w:ascii="Arial" w:cs="Arial" w:eastAsia="Arial" w:hAnsi="Arial"/>
-                <w:sz w:val="20"/>
-                <w:szCs w:val="20"/>
+            <w:pPr>
+              <w:spacing w:after="80" w:before="80"/>
+            </w:pPr>
+            <w:r>
+              <w:rPr>
+                <w:rFonts w:ascii="Arial" w:cs="Arial" w:eastAsia="Arial" w:hAnsi="Arial"/>
+                <w:b/>
+                <w:bCs/>
+                <w:i w:val="false"/>
+                <w:iCs w:val="false"/>
+                <w:color w:val="000000"/>
+                <w:sz w:val="22"/>
+                <w:szCs w:val="22"/>
               </w:rPr>
               <w:t xml:space="preserve">Independent Practice / Code Along</w:t>
+            </w:r>
+            <w:r>
+              <w:rPr>
+                <w:rFonts w:ascii="Arial" w:cs="Arial" w:eastAsia="Arial" w:hAnsi="Arial"/>
+                <w:sz w:val="20"/>
+                <w:szCs w:val="20"/>
+              </w:rPr>
+              <w:br/>
+              <w:t xml:space="preserve"/>
+            </w:r>
+            <w:r>
+              <w:rPr>
+                <w:rFonts w:ascii="Arial" w:cs="Arial" w:eastAsia="Arial" w:hAnsi="Arial"/>
+                <w:b/>
+                <w:bCs/>
+                <w:i w:val="false"/>
+                <w:iCs w:val="false"/>
+                <w:color w:val="000000"/>
+                <w:sz w:val="20"/>
+                <w:szCs w:val="20"/>
+              </w:rPr>
+              <w:t xml:space="preserve">    Beginner: </w:t>
+            </w:r>
+            <w:r>
+              <w:rPr>
+                <w:rFonts w:ascii="Arial" w:cs="Arial" w:eastAsia="Arial" w:hAnsi="Arial"/>
+                <w:b w:val="false"/>
+                <w:bCs w:val="false"/>
+                <w:i w:val="false"/>
+                <w:iCs w:val="false"/>
+                <w:color w:val="000000"/>
+                <w:sz w:val="20"/>
+                <w:szCs w:val="20"/>
+              </w:rPr>
+              <w:t xml:space="preserve">Basic set operations</w:t>
+            </w:r>
+            <w:r>
+              <w:rPr>
+                <w:rFonts w:ascii="Arial" w:cs="Arial" w:eastAsia="Arial" w:hAnsi="Arial"/>
+                <w:sz w:val="20"/>
+                <w:szCs w:val="20"/>
+              </w:rPr>
+              <w:br/>
+              <w:t xml:space="preserve"/>
+            </w:r>
+            <w:r>
+              <w:rPr>
+                <w:rFonts w:ascii="Arial" w:cs="Arial" w:eastAsia="Arial" w:hAnsi="Arial"/>
+                <w:b/>
+                <w:bCs/>
+                <w:i w:val="false"/>
+                <w:iCs w:val="false"/>
+                <w:color w:val="000000"/>
+                <w:sz w:val="20"/>
+                <w:szCs w:val="20"/>
+              </w:rPr>
+              <w:t xml:space="preserve">    Intermediate: </w:t>
+            </w:r>
+            <w:r>
+              <w:rPr>
+                <w:rFonts w:ascii="Arial" w:cs="Arial" w:eastAsia="Arial" w:hAnsi="Arial"/>
+                <w:b w:val="false"/>
+                <w:bCs w:val="false"/>
+                <w:i w:val="false"/>
+                <w:iCs w:val="false"/>
+                <w:color w:val="000000"/>
+                <w:sz w:val="20"/>
+                <w:szCs w:val="20"/>
+              </w:rPr>
+              <w:t xml:space="preserve">Remove duplicates</w:t>
+            </w:r>
+            <w:r>
+              <w:rPr>
+                <w:rFonts w:ascii="Arial" w:cs="Arial" w:eastAsia="Arial" w:hAnsi="Arial"/>
+                <w:sz w:val="20"/>
+                <w:szCs w:val="20"/>
+              </w:rPr>
+              <w:br/>
+              <w:t xml:space="preserve"/>
+            </w:r>
+            <w:r>
+              <w:rPr>
+                <w:rFonts w:ascii="Arial" w:cs="Arial" w:eastAsia="Arial" w:hAnsi="Arial"/>
+                <w:b/>
+                <w:bCs/>
+                <w:i w:val="false"/>
+                <w:iCs w:val="false"/>
+                <w:color w:val="000000"/>
+                <w:sz w:val="20"/>
+                <w:szCs w:val="20"/>
+              </w:rPr>
+              <w:t xml:space="preserve">    Challenge: </w:t>
+            </w:r>
+            <w:r>
+              <w:rPr>
+                <w:rFonts w:ascii="Arial" w:cs="Arial" w:eastAsia="Arial" w:hAnsi="Arial"/>
+                <w:b w:val="false"/>
+                <w:bCs w:val="false"/>
+                <w:i w:val="false"/>
+                <w:iCs w:val="false"/>
+                <w:color w:val="000000"/>
+                <w:sz w:val="20"/>
+                <w:szCs w:val="20"/>
+              </w:rPr>
+              <w:t xml:space="preserve">Find unique characters</w:t>
+            </w:r>
+            <w:r>
+              <w:rPr>
+                <w:rFonts w:ascii="Arial" w:cs="Arial" w:eastAsia="Arial" w:hAnsi="Arial"/>
+                <w:sz w:val="20"/>
+                <w:szCs w:val="20"/>
+              </w:rPr>
+              <w:br/>
+              <w:t xml:space="preserve"/>
+            </w:r>
+            <w:r>
+              <w:rPr>
+                <w:rFonts w:ascii="Arial" w:cs="Arial" w:eastAsia="Arial" w:hAnsi="Arial"/>
+                <w:sz w:val="20"/>
+                <w:szCs w:val="20"/>
+              </w:rPr>
+              <w:br/>
+              <w:t xml:space="preserve"/>
+            </w:r>
+            <w:r>
+              <w:rPr>
+                <w:rFonts w:ascii="Arial" w:cs="Arial" w:eastAsia="Arial" w:hAnsi="Arial"/>
+                <w:b w:val="false"/>
+                <w:bCs w:val="false"/>
+                <w:i/>
+                <w:iCs/>
+                <w:color w:val="555555"/>
+                <w:sz w:val="20"/>
+                <w:szCs w:val="20"/>
+              </w:rPr>
+              <w:t xml:space="preserve">→ Teacher circulates — offer hints, check for understanding.</w:t>
             </w:r>
           </w:p>
         </w:tc>
@@ -493,9 +1144,9 @@
               <w:right w:val="single" w:color="CCCCCC" w:sz="1"/>
             </w:tcBorders>
             <w:tcMar>
-              <w:top w:type="dxa" w:w="60"/>
+              <w:top w:type="dxa" w:w="80"/>
               <w:left w:type="dxa" w:w="120"/>
-              <w:bottom w:type="dxa" w:w="60"/>
+              <w:bottom w:type="dxa" w:w="80"/>
               <w:right w:type="dxa" w:w="120"/>
             </w:tcMar>
           </w:tcPr>
@@ -522,20 +1173,90 @@
               <w:right w:val="single" w:color="CCCCCC" w:sz="1"/>
             </w:tcBorders>
             <w:tcMar>
-              <w:top w:type="dxa" w:w="60"/>
+              <w:top w:type="dxa" w:w="80"/>
               <w:left w:type="dxa" w:w="120"/>
-              <w:bottom w:type="dxa" w:w="60"/>
+              <w:bottom w:type="dxa" w:w="80"/>
               <w:right w:type="dxa" w:w="120"/>
             </w:tcMar>
           </w:tcPr>
           <w:p>
-            <w:r>
-              <w:rPr>
-                <w:rFonts w:ascii="Arial" w:cs="Arial" w:eastAsia="Arial" w:hAnsi="Arial"/>
-                <w:sz w:val="20"/>
-                <w:szCs w:val="20"/>
+            <w:pPr>
+              <w:spacing w:after="80" w:before="80"/>
+            </w:pPr>
+            <w:r>
+              <w:rPr>
+                <w:rFonts w:ascii="Arial" w:cs="Arial" w:eastAsia="Arial" w:hAnsi="Arial"/>
+                <w:b/>
+                <w:bCs/>
+                <w:i w:val="false"/>
+                <w:iCs w:val="false"/>
+                <w:color w:val="000000"/>
+                <w:sz w:val="22"/>
+                <w:szCs w:val="22"/>
               </w:rPr>
               <w:t xml:space="preserve">Exit Ticket / Wrap-Up</w:t>
+            </w:r>
+            <w:r>
+              <w:rPr>
+                <w:rFonts w:ascii="Arial" w:cs="Arial" w:eastAsia="Arial" w:hAnsi="Arial"/>
+                <w:sz w:val="20"/>
+                <w:szCs w:val="20"/>
+              </w:rPr>
+              <w:br/>
+              <w:t xml:space="preserve"/>
+            </w:r>
+            <w:r>
+              <w:rPr>
+                <w:rFonts w:ascii="Arial" w:cs="Arial" w:eastAsia="Arial" w:hAnsi="Arial"/>
+                <w:sz w:val="20"/>
+                <w:szCs w:val="20"/>
+              </w:rPr>
+              <w:br/>
+              <w:t xml:space="preserve"/>
+            </w:r>
+            <w:r>
+              <w:rPr>
+                <w:rFonts w:ascii="Arial" w:cs="Arial" w:eastAsia="Arial" w:hAnsi="Arial"/>
+                <w:b w:val="false"/>
+                <w:bCs w:val="false"/>
+                <w:i w:val="false"/>
+                <w:iCs w:val="false"/>
+                <w:color w:val="000000"/>
+                <w:sz w:val="20"/>
+                <w:szCs w:val="20"/>
+              </w:rPr>
+              <w:t xml:space="preserve">Quick Check: Create sets, add and remove elements, and test membership efficiently?</w:t>
+            </w:r>
+            <w:r>
+              <w:rPr>
+                <w:rFonts w:ascii="Arial" w:cs="Arial" w:eastAsia="Arial" w:hAnsi="Arial"/>
+                <w:sz w:val="20"/>
+                <w:szCs w:val="20"/>
+              </w:rPr>
+              <w:br/>
+              <w:t xml:space="preserve"/>
+            </w:r>
+            <w:r>
+              <w:rPr>
+                <w:rFonts w:ascii="Arial" w:cs="Arial" w:eastAsia="Arial" w:hAnsi="Arial"/>
+                <w:sz w:val="20"/>
+                <w:szCs w:val="20"/>
+              </w:rPr>
+              <w:br/>
+              <w:t xml:space="preserve"/>
+            </w:r>
+            <w:r>
+              <w:rPr>
+                <w:rFonts w:ascii="Arial" w:cs="Arial" w:eastAsia="Arial" w:hAnsi="Arial"/>
+                <w:b w:val="false"/>
+                <w:bCs w:val="false"/>
+                <w:i/>
+                <w:iCs/>
+                <w:color w:val="555555"/>
+                <w:sz w:val="20"/>
+                <w:szCs w:val="20"/>
+              </w:rPr>
+              <w:t xml:space="preserve">→ 3–2–1: Name 3 things learned, 2 new vocab words, 1 question you still have.</w:t>
             </w:r>
           </w:p>
         </w:tc>
@@ -710,19 +1431,6 @@
                 <w:sz w:val="18"/>
                 <w:szCs w:val="18"/>
               </w:rPr>
-              <w:t xml:space="preserve"># Creating sets</w:t>
-            </w:r>
-          </w:p>
-          <w:p>
-            <w:pPr>
-              <w:spacing w:after="20"/>
-            </w:pPr>
-            <w:r>
-              <w:rPr>
-                <w:rFonts w:ascii="Courier New" w:cs="Courier New" w:eastAsia="Courier New" w:hAnsi="Courier New"/>
-                <w:sz w:val="18"/>
-                <w:szCs w:val="18"/>
-              </w:rPr>
               <w:t xml:space="preserve">empty_set = set()  # Note: {} creates empty dict, not set</w:t>
             </w:r>
           </w:p>
@@ -840,7 +1548,7 @@
                 <w:sz w:val="18"/>
                 <w:szCs w:val="18"/>
               </w:rPr>
-              <w:t xml:space="preserve"># Duplicates are automatically removed</w:t>
+              <w:t xml:space="preserve"> </w:t>
             </w:r>
           </w:p>
           <w:p>
@@ -892,7 +1600,7 @@
                 <w:sz w:val="18"/>
                 <w:szCs w:val="18"/>
               </w:rPr>
-              <w:t xml:space="preserve"># Creating set from other iterables</w:t>
+              <w:t xml:space="preserve"> </w:t>
             </w:r>
           </w:p>
           <w:p>
@@ -1022,7 +1730,7 @@
                 <w:sz w:val="18"/>
                 <w:szCs w:val="18"/>
               </w:rPr>
-              <w:t xml:space="preserve"># add() - add single element</w:t>
+              <w:t xml:space="preserve"> </w:t>
             </w:r>
           </w:p>
           <w:p>
@@ -1087,7 +1795,7 @@
                 <w:sz w:val="18"/>
                 <w:szCs w:val="18"/>
               </w:rPr>
-              <w:t xml:space="preserve"># Adding duplicate has no effect</w:t>
+              <w:t xml:space="preserve"> </w:t>
             </w:r>
           </w:p>
           <w:p>
@@ -1139,7 +1847,7 @@
                 <w:sz w:val="18"/>
                 <w:szCs w:val="18"/>
               </w:rPr>
-              <w:t xml:space="preserve"># remove() - remove element, raises KeyError if not found</w:t>
+              <w:t xml:space="preserve"> </w:t>
             </w:r>
           </w:p>
           <w:p>
@@ -1204,7 +1912,7 @@
                 <w:sz w:val="18"/>
                 <w:szCs w:val="18"/>
               </w:rPr>
-              <w:t xml:space="preserve"># remove() with error handling</w:t>
+              <w:t xml:space="preserve"> </w:t>
             </w:r>
           </w:p>
           <w:p>
@@ -1282,7 +1990,7 @@
                 <w:sz w:val="18"/>
                 <w:szCs w:val="18"/>
               </w:rPr>
-              <w:t xml:space="preserve"># discard() - remove safely (no error if not found)</w:t>
+              <w:t xml:space="preserve"> </w:t>
             </w:r>
           </w:p>
           <w:p>
@@ -1373,7 +2081,7 @@
                 <w:sz w:val="18"/>
                 <w:szCs w:val="18"/>
               </w:rPr>
-              <w:t xml:space="preserve"># pop() - remove and return an arbitrary element</w:t>
+              <w:t xml:space="preserve"> </w:t>
             </w:r>
           </w:p>
           <w:p>
@@ -1451,7 +2159,7 @@
                 <w:sz w:val="18"/>
                 <w:szCs w:val="18"/>
               </w:rPr>
-              <w:t xml:space="preserve"># Membership testing</w:t>
+              <w:t xml:space="preserve"> </w:t>
             </w:r>
           </w:p>
           <w:p>
@@ -1529,7 +2237,7 @@
                 <w:sz w:val="18"/>
                 <w:szCs w:val="18"/>
               </w:rPr>
-              <w:t xml:space="preserve"># Length</w:t>
+              <w:t xml:space="preserve"> </w:t>
             </w:r>
           </w:p>
           <w:p>
@@ -1568,7 +2276,7 @@
                 <w:sz w:val="18"/>
                 <w:szCs w:val="18"/>
               </w:rPr>
-              <w:t xml:space="preserve"># Iterating through set</w:t>
+              <w:t xml:space="preserve"> </w:t>
             </w:r>
           </w:p>
           <w:p>
@@ -1620,7 +2328,7 @@
                 <w:sz w:val="18"/>
                 <w:szCs w:val="18"/>
               </w:rPr>
-              <w:t xml:space="preserve"># clear() - remove all elements</w:t>
+              <w:t xml:space="preserve"> </w:t>
             </w:r>
           </w:p>
           <w:p>
@@ -1685,7 +2393,7 @@
                 <w:sz w:val="18"/>
                 <w:szCs w:val="18"/>
               </w:rPr>
-              <w:t xml:space="preserve"># Checking if element is in set (O(1) vs O(n) for list)</w:t>
+              <w:t xml:space="preserve"> </w:t>
             </w:r>
           </w:p>
           <w:p>
@@ -1750,7 +2458,7 @@
                 <w:sz w:val="18"/>
                 <w:szCs w:val="18"/>
               </w:rPr>
-              <w:t xml:space="preserve"># Converting between collections</w:t>
+              <w:t xml:space="preserve"> </w:t>
             </w:r>
           </w:p>
           <w:p>
@@ -1828,7 +2536,7 @@
                 <w:sz w:val="18"/>
                 <w:szCs w:val="18"/>
               </w:rPr>
-              <w:t xml:space="preserve"># Removing duplicates from a list</w:t>
+              <w:t xml:space="preserve"> </w:t>
             </w:r>
           </w:p>
           <w:p>
@@ -1893,7 +2601,7 @@
                 <w:sz w:val="18"/>
                 <w:szCs w:val="18"/>
               </w:rPr>
-              <w:t xml:space="preserve"># Preserving order while removing duplicates</w:t>
+              <w:t xml:space="preserve"> </w:t>
             </w:r>
           </w:p>
           <w:p>
@@ -2075,7 +2783,7 @@
                 <w:sz w:val="18"/>
                 <w:szCs w:val="18"/>
               </w:rPr>
-              <w:t xml:space="preserve"># Finding unique elements</w:t>
+              <w:t xml:space="preserve"> </w:t>
             </w:r>
           </w:p>
           <w:p>
@@ -2140,7 +2848,7 @@
                 <w:sz w:val="18"/>
                 <w:szCs w:val="18"/>
               </w:rPr>
-              <w:t xml:space="preserve"># Counting unique values</w:t>
+              <w:t xml:space="preserve"> </w:t>
             </w:r>
           </w:p>
           <w:p>
@@ -2205,7 +2913,7 @@
                 <w:sz w:val="18"/>
                 <w:szCs w:val="18"/>
               </w:rPr>
-              <w:t xml:space="preserve"># Checking for common elements</w:t>
+              <w:t xml:space="preserve"> </w:t>
             </w:r>
           </w:p>
           <w:p>
@@ -2283,7 +2991,7 @@
                 <w:sz w:val="18"/>
                 <w:szCs w:val="18"/>
               </w:rPr>
-              <w:t xml:space="preserve"># Finding all vowels in a word</w:t>
+              <w:t xml:space="preserve"> </w:t>
             </w:r>
           </w:p>
           <w:p>
@@ -2361,7 +3069,7 @@
                 <w:sz w:val="18"/>
                 <w:szCs w:val="18"/>
               </w:rPr>
-              <w:t xml:space="preserve"># Real-world example: tracking visited pages</w:t>
+              <w:t xml:space="preserve"> </w:t>
             </w:r>
           </w:p>
           <w:p>
@@ -2504,7 +3212,7 @@
                 <w:sz w:val="18"/>
                 <w:szCs w:val="18"/>
               </w:rPr>
-              <w:t xml:space="preserve"># Real-world example: tag system</w:t>
+              <w:t xml:space="preserve"> </w:t>
             </w:r>
           </w:p>
           <w:p>
@@ -2636,59 +3344,7 @@
                 <w:sz w:val="18"/>
                 <w:szCs w:val="18"/>
               </w:rPr>
-              <w:t xml:space="preserve"># TODO: Create a set with 5 numbers</w:t>
-            </w:r>
-          </w:p>
-          <w:p>
-            <w:pPr>
-              <w:spacing w:after="20"/>
-            </w:pPr>
-            <w:r>
-              <w:rPr>
-                <w:rFonts w:ascii="Courier New" w:cs="Courier New" w:eastAsia="Courier New" w:hAnsi="Courier New"/>
-                <w:sz w:val="18"/>
-                <w:szCs w:val="18"/>
-              </w:rPr>
-              <w:t xml:space="preserve"># TODO: Add a new element</w:t>
-            </w:r>
-          </w:p>
-          <w:p>
-            <w:pPr>
-              <w:spacing w:after="20"/>
-            </w:pPr>
-            <w:r>
-              <w:rPr>
-                <w:rFonts w:ascii="Courier New" w:cs="Courier New" w:eastAsia="Courier New" w:hAnsi="Courier New"/>
-                <w:sz w:val="18"/>
-                <w:szCs w:val="18"/>
-              </w:rPr>
-              <w:t xml:space="preserve"># TODO: Remove an element</w:t>
-            </w:r>
-          </w:p>
-          <w:p>
-            <w:pPr>
-              <w:spacing w:after="20"/>
-            </w:pPr>
-            <w:r>
-              <w:rPr>
-                <w:rFonts w:ascii="Courier New" w:cs="Courier New" w:eastAsia="Courier New" w:hAnsi="Courier New"/>
-                <w:sz w:val="18"/>
-                <w:szCs w:val="18"/>
-              </w:rPr>
-              <w:t xml:space="preserve"># TODO: Check if a number is in the set</w:t>
-            </w:r>
-          </w:p>
-          <w:p>
-            <w:pPr>
-              <w:spacing w:after="20"/>
-            </w:pPr>
-            <w:r>
-              <w:rPr>
-                <w:rFonts w:ascii="Courier New" w:cs="Courier New" w:eastAsia="Courier New" w:hAnsi="Courier New"/>
-                <w:sz w:val="18"/>
-                <w:szCs w:val="18"/>
-              </w:rPr>
-              <w:t xml:space="preserve"># TODO: Print the set and its length</w:t>
+              <w:t xml:space="preserve">data = [1, 2, 3, 2, 1, 4, 5, 4, 3]</w:t>
             </w:r>
           </w:p>
         </w:tc>
@@ -2742,72 +3398,20 @@
                 <w:sz w:val="18"/>
                 <w:szCs w:val="18"/>
               </w:rPr>
-              <w:t xml:space="preserve"># Given a list with duplicates:</w:t>
-            </w:r>
-          </w:p>
-          <w:p>
-            <w:pPr>
-              <w:spacing w:after="20"/>
-            </w:pPr>
-            <w:r>
-              <w:rPr>
-                <w:rFonts w:ascii="Courier New" w:cs="Courier New" w:eastAsia="Courier New" w:hAnsi="Courier New"/>
-                <w:sz w:val="18"/>
-                <w:szCs w:val="18"/>
-              </w:rPr>
-              <w:t xml:space="preserve">data = [1, 2, 3, 2, 1, 4, 5, 4, 3]</w:t>
-            </w:r>
-          </w:p>
-          <w:p>
-            <w:pPr>
-              <w:spacing w:after="20"/>
-            </w:pPr>
-            <w:r>
-              <w:rPr>
-                <w:rFonts w:ascii="Courier New" w:cs="Courier New" w:eastAsia="Courier New" w:hAnsi="Courier New"/>
-                <w:sz w:val="18"/>
-                <w:szCs w:val="18"/>
-              </w:rPr>
-              <w:t xml:space="preserve"> </w:t>
-            </w:r>
-          </w:p>
-          <w:p>
-            <w:pPr>
-              <w:spacing w:after="20"/>
-            </w:pPr>
-            <w:r>
-              <w:rPr>
-                <w:rFonts w:ascii="Courier New" w:cs="Courier New" w:eastAsia="Courier New" w:hAnsi="Courier New"/>
-                <w:sz w:val="18"/>
-                <w:szCs w:val="18"/>
-              </w:rPr>
-              <w:t xml:space="preserve"># TODO: Remove duplicates using set()</w:t>
-            </w:r>
-          </w:p>
-          <w:p>
-            <w:pPr>
-              <w:spacing w:after="20"/>
-            </w:pPr>
-            <w:r>
-              <w:rPr>
-                <w:rFonts w:ascii="Courier New" w:cs="Courier New" w:eastAsia="Courier New" w:hAnsi="Courier New"/>
-                <w:sz w:val="18"/>
-                <w:szCs w:val="18"/>
-              </w:rPr>
-              <w:t xml:space="preserve"># TODO: Remove duplicates while preserving order</w:t>
-            </w:r>
-          </w:p>
-          <w:p>
-            <w:pPr>
-              <w:spacing w:after="20"/>
-            </w:pPr>
-            <w:r>
-              <w:rPr>
-                <w:rFonts w:ascii="Courier New" w:cs="Courier New" w:eastAsia="Courier New" w:hAnsi="Courier New"/>
-                <w:sz w:val="18"/>
-                <w:szCs w:val="18"/>
-              </w:rPr>
-              <w:t xml:space="preserve"># TODO: Count how many unique values</w:t>
+              <w:t xml:space="preserve">text1 = "hello"</w:t>
+            </w:r>
+          </w:p>
+          <w:p>
+            <w:pPr>
+              <w:spacing w:after="20"/>
+            </w:pPr>
+            <w:r>
+              <w:rPr>
+                <w:rFonts w:ascii="Courier New" w:cs="Courier New" w:eastAsia="Courier New" w:hAnsi="Courier New"/>
+                <w:sz w:val="18"/>
+                <w:szCs w:val="18"/>
+              </w:rPr>
+              <w:t xml:space="preserve">text2 = "world"</w:t>
             </w:r>
           </w:p>
         </w:tc>
@@ -2861,164 +3465,6 @@
                 <w:sz w:val="18"/>
                 <w:szCs w:val="18"/>
               </w:rPr>
-              <w:t xml:space="preserve"># Given these strings:</w:t>
-            </w:r>
-          </w:p>
-          <w:p>
-            <w:pPr>
-              <w:spacing w:after="20"/>
-            </w:pPr>
-            <w:r>
-              <w:rPr>
-                <w:rFonts w:ascii="Courier New" w:cs="Courier New" w:eastAsia="Courier New" w:hAnsi="Courier New"/>
-                <w:sz w:val="18"/>
-                <w:szCs w:val="18"/>
-              </w:rPr>
-              <w:t xml:space="preserve">text1 = "hello"</w:t>
-            </w:r>
-          </w:p>
-          <w:p>
-            <w:pPr>
-              <w:spacing w:after="20"/>
-            </w:pPr>
-            <w:r>
-              <w:rPr>
-                <w:rFonts w:ascii="Courier New" w:cs="Courier New" w:eastAsia="Courier New" w:hAnsi="Courier New"/>
-                <w:sz w:val="18"/>
-                <w:szCs w:val="18"/>
-              </w:rPr>
-              <w:t xml:space="preserve">text2 = "world"</w:t>
-            </w:r>
-          </w:p>
-          <w:p>
-            <w:pPr>
-              <w:spacing w:after="20"/>
-            </w:pPr>
-            <w:r>
-              <w:rPr>
-                <w:rFonts w:ascii="Courier New" w:cs="Courier New" w:eastAsia="Courier New" w:hAnsi="Courier New"/>
-                <w:sz w:val="18"/>
-                <w:szCs w:val="18"/>
-              </w:rPr>
-              <w:t xml:space="preserve"> </w:t>
-            </w:r>
-          </w:p>
-          <w:p>
-            <w:pPr>
-              <w:spacing w:after="20"/>
-            </w:pPr>
-            <w:r>
-              <w:rPr>
-                <w:rFonts w:ascii="Courier New" w:cs="Courier New" w:eastAsia="Courier New" w:hAnsi="Courier New"/>
-                <w:sz w:val="18"/>
-                <w:szCs w:val="18"/>
-              </w:rPr>
-              <w:t xml:space="preserve"># TODO: Find all unique characters in both strings combined</w:t>
-            </w:r>
-          </w:p>
-          <w:p>
-            <w:pPr>
-              <w:spacing w:after="20"/>
-            </w:pPr>
-            <w:r>
-              <w:rPr>
-                <w:rFonts w:ascii="Courier New" w:cs="Courier New" w:eastAsia="Courier New" w:hAnsi="Courier New"/>
-                <w:sz w:val="18"/>
-                <w:szCs w:val="18"/>
-              </w:rPr>
-              <w:t xml:space="preserve"># TODO: Find characters that appear in both strings</w:t>
-            </w:r>
-          </w:p>
-          <w:p>
-            <w:pPr>
-              <w:spacing w:after="20"/>
-            </w:pPr>
-            <w:r>
-              <w:rPr>
-                <w:rFonts w:ascii="Courier New" w:cs="Courier New" w:eastAsia="Courier New" w:hAnsi="Courier New"/>
-                <w:sz w:val="18"/>
-                <w:szCs w:val="18"/>
-              </w:rPr>
-              <w:t xml:space="preserve"># TODO: Find characters unique to each string</w:t>
-            </w:r>
-          </w:p>
-          <w:p>
-            <w:pPr>
-              <w:spacing w:after="20"/>
-            </w:pPr>
-            <w:r>
-              <w:rPr>
-                <w:rFonts w:ascii="Courier New" w:cs="Courier New" w:eastAsia="Courier New" w:hAnsi="Courier New"/>
-                <w:sz w:val="18"/>
-                <w:szCs w:val="18"/>
-              </w:rPr>
-              <w:t xml:space="preserve"># TODO: Count total unique characters</w:t>
-            </w:r>
-          </w:p>
-        </w:tc>
-      </w:tr>
-    </w:tbl>
-    <w:p>
-      <w:pPr>
-        <w:spacing w:after="120"/>
-      </w:pPr>
-    </w:p>
-    <w:tbl>
-      <w:tblPr>
-        <w:tblW w:type="dxa" w:w="9360"/>
-        <w:tblBorders>
-          <w:top w:val="single" w:color="auto" w:sz="4"/>
-          <w:left w:val="single" w:color="auto" w:sz="4"/>
-          <w:bottom w:val="single" w:color="auto" w:sz="4"/>
-          <w:right w:val="single" w:color="auto" w:sz="4"/>
-          <w:insideH w:val="single" w:color="auto" w:sz="4"/>
-          <w:insideV w:val="single" w:color="auto" w:sz="4"/>
-        </w:tblBorders>
-      </w:tblPr>
-      <w:tblGrid>
-        <w:gridCol w:w="9360"/>
-      </w:tblGrid>
-      <w:tr>
-        <w:tc>
-          <w:tcPr>
-            <w:tcW w:type="dxa" w:w="9360"/>
-            <w:tcBorders>
-              <w:top w:val="single" w:color="CCCCCC" w:sz="1"/>
-              <w:left w:val="single" w:color="CCCCCC" w:sz="1"/>
-              <w:bottom w:val="single" w:color="CCCCCC" w:sz="1"/>
-              <w:right w:val="single" w:color="CCCCCC" w:sz="1"/>
-            </w:tcBorders>
-            <w:shd w:fill="F2F2F2" w:val="clear"/>
-            <w:tcMar>
-              <w:top w:type="dxa" w:w="80"/>
-              <w:left w:type="dxa" w:w="160"/>
-              <w:bottom w:type="dxa" w:w="80"/>
-              <w:right w:type="dxa" w:w="160"/>
-            </w:tcMar>
-          </w:tcPr>
-          <w:p>
-            <w:pPr>
-              <w:spacing w:after="20"/>
-            </w:pPr>
-            <w:r>
-              <w:rPr>
-                <w:rFonts w:ascii="Courier New" w:cs="Courier New" w:eastAsia="Courier New" w:hAnsi="Courier New"/>
-                <w:sz w:val="18"/>
-                <w:szCs w:val="18"/>
-              </w:rPr>
-              <w:t xml:space="preserve"># Problem 1</w:t>
-            </w:r>
-          </w:p>
-          <w:p>
-            <w:pPr>
-              <w:spacing w:after="20"/>
-            </w:pPr>
-            <w:r>
-              <w:rPr>
-                <w:rFonts w:ascii="Courier New" w:cs="Courier New" w:eastAsia="Courier New" w:hAnsi="Courier New"/>
-                <w:sz w:val="18"/>
-                <w:szCs w:val="18"/>
-              </w:rPr>
               <w:t xml:space="preserve">numbers = {1, 2, 3, 4, 5}</w:t>
             </w:r>
           </w:p>
@@ -3097,7 +3543,7 @@
                 <w:sz w:val="18"/>
                 <w:szCs w:val="18"/>
               </w:rPr>
-              <w:t xml:space="preserve"># Problem 2</w:t>
+              <w:t xml:space="preserve"> </w:t>
             </w:r>
           </w:p>
           <w:p>
@@ -3279,7 +3725,7 @@
                 <w:sz w:val="18"/>
                 <w:szCs w:val="18"/>
               </w:rPr>
-              <w:t xml:space="preserve"># Problem 3</w:t>
+              <w:t xml:space="preserve"> </w:t>
             </w:r>
           </w:p>
           <w:p>
@@ -3698,76 +4144,7 @@
           <w:sz w:val="20"/>
           <w:szCs w:val="20"/>
         </w:rPr>
-        <w:t xml:space="preserve">Challenge: Find unique characters &lt;details&gt; &lt;summary&gt;💡 Hints&lt;/summary&gt;</w:t>
-      </w:r>
-    </w:p>
-    <w:p>
-      <w:pPr>
-        <w:spacing w:after="80"/>
-      </w:pPr>
-      <w:r>
-        <w:rPr>
-          <w:rFonts w:ascii="Arial" w:cs="Arial" w:eastAsia="Arial" w:hAnsi="Arial"/>
-          <w:b/>
-          <w:bCs/>
-          <w:sz w:val="20"/>
-          <w:szCs w:val="20"/>
-        </w:rPr>
-        <w:t xml:space="preserve">Problem 4: </w:t>
-      </w:r>
-      <w:r>
-        <w:rPr>
-          <w:rFonts w:ascii="Arial" w:cs="Arial" w:eastAsia="Arial" w:hAnsi="Arial"/>
-          <w:sz w:val="20"/>
-          <w:szCs w:val="20"/>
-        </w:rPr>
-        <w:t xml:space="preserve">: - Create with curly braces or set() - add() and remove() are methods - Use in for membership testing</w:t>
-      </w:r>
-    </w:p>
-    <w:p>
-      <w:pPr>
-        <w:spacing w:after="80"/>
-      </w:pPr>
-      <w:r>
-        <w:rPr>
-          <w:rFonts w:ascii="Arial" w:cs="Arial" w:eastAsia="Arial" w:hAnsi="Arial"/>
-          <w:b/>
-          <w:bCs/>
-          <w:sz w:val="20"/>
-          <w:szCs w:val="20"/>
-        </w:rPr>
-        <w:t xml:space="preserve">Problem 5: </w:t>
-      </w:r>
-      <w:r>
-        <w:rPr>
-          <w:rFonts w:ascii="Arial" w:cs="Arial" w:eastAsia="Arial" w:hAnsi="Arial"/>
-          <w:sz w:val="20"/>
-          <w:szCs w:val="20"/>
-        </w:rPr>
-        <w:t xml:space="preserve">: - set(list) removes duplicates but loses order - Use a loop with a set to track seen items - len() gives total unique values</w:t>
-      </w:r>
-    </w:p>
-    <w:p>
-      <w:pPr>
-        <w:spacing w:after="80"/>
-      </w:pPr>
-      <w:r>
-        <w:rPr>
-          <w:rFonts w:ascii="Arial" w:cs="Arial" w:eastAsia="Arial" w:hAnsi="Arial"/>
-          <w:b/>
-          <w:bCs/>
-          <w:sz w:val="20"/>
-          <w:szCs w:val="20"/>
-        </w:rPr>
-        <w:t xml:space="preserve">Problem 6: </w:t>
-      </w:r>
-      <w:r>
-        <w:rPr>
-          <w:rFonts w:ascii="Arial" w:cs="Arial" w:eastAsia="Arial" w:hAnsi="Arial"/>
-          <w:sz w:val="20"/>
-          <w:szCs w:val="20"/>
-        </w:rPr>
-        <w:t xml:space="preserve">: - Convert strings to sets - &amp; operator finds intersection (common characters) - - operator finds difference (unique to one) &lt;/details&gt;</w:t>
+        <w:t xml:space="preserve">Challenge: Find unique characters</w:t>
       </w:r>
     </w:p>
     <w:p>

--- a/Coding 2 - year/Unit 1 - Data Structures/Daily Lesson Plans/Word/Day 12.docx
+++ b/Coding 2 - year/Unit 1 - Data Structures/Daily Lesson Plans/Word/Day 12.docx
@@ -380,7 +380,7 @@
                 <w:sz w:val="20"/>
                 <w:szCs w:val="20"/>
               </w:rPr>
-              <w:t xml:space="preserve">    What do you already know about how to create sets, add and remove elements, and test membership efficiently?</w:t>
+              <w:t xml:space="preserve">    If you were going to create sets, add and remove elements, and test membership efficiently, what pieces or steps would you need? Brainstorm a quick list.</w:t>
             </w:r>
             <w:r>
               <w:rPr>
@@ -477,7 +477,7 @@
                 <w:sz w:val="20"/>
                 <w:szCs w:val="20"/>
               </w:rPr>
-              <w:t xml:space="preserve">Today's Goal: By the end of class you will be able to create sets, add and remove elements, and test membership efficiently.</w:t>
+              <w:t xml:space="preserve">Today’s Goal: By the end of class you will be able to create sets, add and remove elements, and test membership efficiently.</w:t>
             </w:r>
             <w:r>
               <w:rPr>
@@ -1225,7 +1225,7 @@
                 <w:sz w:val="20"/>
                 <w:szCs w:val="20"/>
               </w:rPr>
-              <w:t xml:space="preserve">Quick Check: Create sets, add and remove elements, and test membership efficiently?</w:t>
+              <w:t xml:space="preserve">What are the 2-3 most important steps when you create sets, add and remove elements, and test membership efficiently? What could go wrong if you skip one?</w:t>
             </w:r>
             <w:r>
               <w:rPr>
